--- a/CEP/TERMO_DE_AUTORIZA__O_E_EXIST_NCIA_DE_INFRAESTRUTURA_CEP-UFS.docx
+++ b/CEP/TERMO_DE_AUTORIZA__O_E_EXIST_NCIA_DE_INFRAESTRUTURA_CEP-UFS.docx
@@ -263,7 +263,7 @@
           <w:szCs w:val="24"/>
           <w:lang w:eastAsia="pt-BR"/>
         </w:rPr>
-        <w:t>15</w:t>
+        <w:t>17</w:t>
       </w:r>
       <w:r>
         <w:rPr>
@@ -1369,6 +1369,7 @@
   <w:style w:type="character" w:default="1" w:styleId="Fontepargpadro">
     <w:name w:val="Default Paragraph Font"/>
     <w:uiPriority w:val="1"/>
+    <w:semiHidden/>
     <w:unhideWhenUsed/>
   </w:style>
   <w:style w:type="table" w:default="1" w:styleId="Tabelanormal">
